--- a/Melany - IAFO/Matemática/Examen Matemática Adaptado - Melany.docx
+++ b/Melany - IAFO/Matemática/Examen Matemática Adaptado - Melany.docx
@@ -7,6 +7,75 @@
         <w:spacing w:line="259" w:lineRule="auto"/>
         <w:jc w:val="left"/>
       </w:pPr>
+      <w:r>
+        <w:rPr>
+          <w:noProof/>
+        </w:rPr>
+        <w:drawing>
+          <wp:anchor distT="0" distB="0" distL="114300" distR="114300" simplePos="0" relativeHeight="251658239" behindDoc="0" locked="0" layoutInCell="1" allowOverlap="1" wp14:anchorId="4EA63FFF" wp14:editId="21B3D19A">
+            <wp:simplePos x="0" y="0"/>
+            <wp:positionH relativeFrom="margin">
+              <wp:align>right</wp:align>
+            </wp:positionH>
+            <wp:positionV relativeFrom="paragraph">
+              <wp:posOffset>2476500</wp:posOffset>
+            </wp:positionV>
+            <wp:extent cx="11776075" cy="6837680"/>
+            <wp:effectExtent l="0" t="7302" r="8572" b="8573"/>
+            <wp:wrapSquare wrapText="bothSides"/>
+            <wp:docPr id="1953052059" name="Imagen 1"/>
+            <wp:cNvGraphicFramePr>
+              <a:graphicFrameLocks xmlns:a="http://schemas.openxmlformats.org/drawingml/2006/main" noChangeAspect="1"/>
+            </wp:cNvGraphicFramePr>
+            <a:graphic xmlns:a="http://schemas.openxmlformats.org/drawingml/2006/main">
+              <a:graphicData uri="http://schemas.openxmlformats.org/drawingml/2006/picture">
+                <pic:pic xmlns:pic="http://schemas.openxmlformats.org/drawingml/2006/picture">
+                  <pic:nvPicPr>
+                    <pic:cNvPr id="1953052059" name=""/>
+                    <pic:cNvPicPr/>
+                  </pic:nvPicPr>
+                  <pic:blipFill rotWithShape="1">
+                    <a:blip r:embed="rId4">
+                      <a:extLst>
+                        <a:ext uri="{28A0092B-C50C-407E-A947-70E740481C1C}">
+                          <a14:useLocalDpi xmlns:a14="http://schemas.microsoft.com/office/drawing/2010/main" val="0"/>
+                        </a:ext>
+                      </a:extLst>
+                    </a:blip>
+                    <a:srcRect l="8558" r="9497" b="64922"/>
+                    <a:stretch>
+                      <a:fillRect/>
+                    </a:stretch>
+                  </pic:blipFill>
+                  <pic:spPr bwMode="auto">
+                    <a:xfrm rot="5400000">
+                      <a:off x="0" y="0"/>
+                      <a:ext cx="11776075" cy="6837680"/>
+                    </a:xfrm>
+                    <a:prstGeom prst="rect">
+                      <a:avLst/>
+                    </a:prstGeom>
+                    <a:ln>
+                      <a:noFill/>
+                    </a:ln>
+                    <a:extLst>
+                      <a:ext uri="{53640926-AAD7-44D8-BBD7-CCE9431645EC}">
+                        <a14:shadowObscured xmlns:a14="http://schemas.microsoft.com/office/drawing/2010/main"/>
+                      </a:ext>
+                    </a:extLst>
+                  </pic:spPr>
+                </pic:pic>
+              </a:graphicData>
+            </a:graphic>
+            <wp14:sizeRelH relativeFrom="margin">
+              <wp14:pctWidth>0</wp14:pctWidth>
+            </wp14:sizeRelH>
+            <wp14:sizeRelV relativeFrom="margin">
+              <wp14:pctHeight>0</wp14:pctHeight>
+            </wp14:sizeRelV>
+          </wp:anchor>
+        </w:drawing>
+      </w:r>
       <w:r>
         <w:rPr>
           <w:noProof/>
@@ -206,7 +275,7 @@
         <mc:AlternateContent>
           <mc:Choice Requires="wps">
             <w:drawing>
-              <wp:anchor distT="0" distB="0" distL="114300" distR="114300" simplePos="0" relativeHeight="251659264" behindDoc="0" locked="0" layoutInCell="1" allowOverlap="1" wp14:anchorId="215269C4" wp14:editId="1C935F6C">
+              <wp:anchor distT="0" distB="0" distL="114300" distR="114300" simplePos="0" relativeHeight="251659264" behindDoc="0" locked="0" layoutInCell="1" allowOverlap="1" wp14:anchorId="215269C4" wp14:editId="73DC100D">
                 <wp:simplePos x="0" y="0"/>
                 <wp:positionH relativeFrom="column">
                   <wp:posOffset>3156584</wp:posOffset>
@@ -343,72 +412,6 @@
         </mc:AlternateContent>
       </w:r>
       <w:r>
-        <w:drawing>
-          <wp:anchor distT="0" distB="0" distL="114300" distR="114300" simplePos="0" relativeHeight="251658239" behindDoc="0" locked="0" layoutInCell="1" allowOverlap="1" wp14:anchorId="4EA63FFF" wp14:editId="72A0994C">
-            <wp:simplePos x="0" y="0"/>
-            <wp:positionH relativeFrom="column">
-              <wp:posOffset>-2456815</wp:posOffset>
-            </wp:positionH>
-            <wp:positionV relativeFrom="paragraph">
-              <wp:posOffset>2343150</wp:posOffset>
-            </wp:positionV>
-            <wp:extent cx="11776075" cy="7103745"/>
-            <wp:effectExtent l="0" t="6985" r="8890" b="8890"/>
-            <wp:wrapSquare wrapText="bothSides"/>
-            <wp:docPr id="1953052059" name="Imagen 1"/>
-            <wp:cNvGraphicFramePr>
-              <a:graphicFrameLocks xmlns:a="http://schemas.openxmlformats.org/drawingml/2006/main" noChangeAspect="1"/>
-            </wp:cNvGraphicFramePr>
-            <a:graphic xmlns:a="http://schemas.openxmlformats.org/drawingml/2006/main">
-              <a:graphicData uri="http://schemas.openxmlformats.org/drawingml/2006/picture">
-                <pic:pic xmlns:pic="http://schemas.openxmlformats.org/drawingml/2006/picture">
-                  <pic:nvPicPr>
-                    <pic:cNvPr id="1953052059" name=""/>
-                    <pic:cNvPicPr/>
-                  </pic:nvPicPr>
-                  <pic:blipFill rotWithShape="1">
-                    <a:blip r:embed="rId4">
-                      <a:extLst>
-                        <a:ext uri="{28A0092B-C50C-407E-A947-70E740481C1C}">
-                          <a14:useLocalDpi xmlns:a14="http://schemas.microsoft.com/office/drawing/2010/main" val="0"/>
-                        </a:ext>
-                      </a:extLst>
-                    </a:blip>
-                    <a:srcRect l="8558" r="9497" b="64922"/>
-                    <a:stretch>
-                      <a:fillRect/>
-                    </a:stretch>
-                  </pic:blipFill>
-                  <pic:spPr bwMode="auto">
-                    <a:xfrm rot="5400000">
-                      <a:off x="0" y="0"/>
-                      <a:ext cx="11776075" cy="7103745"/>
-                    </a:xfrm>
-                    <a:prstGeom prst="rect">
-                      <a:avLst/>
-                    </a:prstGeom>
-                    <a:ln>
-                      <a:noFill/>
-                    </a:ln>
-                    <a:extLst>
-                      <a:ext uri="{53640926-AAD7-44D8-BBD7-CCE9431645EC}">
-                        <a14:shadowObscured xmlns:a14="http://schemas.microsoft.com/office/drawing/2010/main"/>
-                      </a:ext>
-                    </a:extLst>
-                  </pic:spPr>
-                </pic:pic>
-              </a:graphicData>
-            </a:graphic>
-            <wp14:sizeRelH relativeFrom="margin">
-              <wp14:pctWidth>0</wp14:pctWidth>
-            </wp14:sizeRelH>
-            <wp14:sizeRelV relativeFrom="margin">
-              <wp14:pctHeight>0</wp14:pctHeight>
-            </wp14:sizeRelV>
-          </wp:anchor>
-        </w:drawing>
-      </w:r>
-      <w:r>
         <w:br w:type="page"/>
       </w:r>
     </w:p>
@@ -425,13 +428,13 @@
         <mc:AlternateContent>
           <mc:Choice Requires="wps">
             <w:drawing>
-              <wp:anchor distT="0" distB="0" distL="114300" distR="114300" simplePos="0" relativeHeight="251667456" behindDoc="0" locked="0" layoutInCell="1" allowOverlap="1" wp14:anchorId="2059541C" wp14:editId="363F40E4">
+              <wp:anchor distT="0" distB="0" distL="114300" distR="114300" simplePos="0" relativeHeight="251667456" behindDoc="0" locked="0" layoutInCell="1" allowOverlap="1" wp14:anchorId="2059541C" wp14:editId="75CE9303">
                 <wp:simplePos x="0" y="0"/>
                 <wp:positionH relativeFrom="column">
-                  <wp:posOffset>3544570</wp:posOffset>
+                  <wp:posOffset>3543935</wp:posOffset>
                 </wp:positionH>
                 <wp:positionV relativeFrom="paragraph">
-                  <wp:posOffset>11321415</wp:posOffset>
+                  <wp:posOffset>11349355</wp:posOffset>
                 </wp:positionV>
                 <wp:extent cx="967740" cy="437515"/>
                 <wp:effectExtent l="0" t="1588" r="21273" b="21272"/>
@@ -496,27 +499,7 @@
                                 <w:sz w:val="30"/>
                                 <w:szCs w:val="30"/>
                               </w:rPr>
-                              <w:t>(1</w:t>
-                            </w:r>
-                            <w:r>
-                              <w:rPr>
-                                <w:b/>
-                                <w:bCs/>
-                                <w:color w:val="000000" w:themeColor="text1"/>
-                                <w:sz w:val="30"/>
-                                <w:szCs w:val="30"/>
-                              </w:rPr>
-                              <w:t>0</w:t>
-                            </w:r>
-                            <w:r>
-                              <w:rPr>
-                                <w:b/>
-                                <w:bCs/>
-                                <w:color w:val="000000" w:themeColor="text1"/>
-                                <w:sz w:val="30"/>
-                                <w:szCs w:val="30"/>
-                              </w:rPr>
-                              <w:t xml:space="preserve"> Pts.)</w:t>
+                              <w:t>(10 Pts.)</w:t>
                             </w:r>
                           </w:p>
                         </w:txbxContent>
@@ -541,7 +524,7 @@
           </mc:Choice>
           <mc:Fallback>
             <w:pict>
-              <v:rect w14:anchorId="2059541C" id="_x0000_s1028" style="position:absolute;margin-left:279.1pt;margin-top:891.45pt;width:76.2pt;height:34.45pt;rotation:90;z-index:251667456;visibility:visible;mso-wrap-style:square;mso-width-percent:0;mso-height-percent:0;mso-wrap-distance-left:9pt;mso-wrap-distance-top:0;mso-wrap-distance-right:9pt;mso-wrap-distance-bottom:0;mso-position-horizontal:absolute;mso-position-horizontal-relative:text;mso-position-vertical:absolute;mso-position-vertical-relative:text;mso-width-percent:0;mso-height-percent:0;mso-width-relative:margin;mso-height-relative:margin;v-text-anchor:middle" o:gfxdata="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" fillcolor="white [3212]" strokecolor="white [3212]" strokeweight="1pt">
+              <v:rect w14:anchorId="2059541C" id="_x0000_s1028" style="position:absolute;margin-left:279.05pt;margin-top:893.65pt;width:76.2pt;height:34.45pt;rotation:90;z-index:251667456;visibility:visible;mso-wrap-style:square;mso-width-percent:0;mso-height-percent:0;mso-wrap-distance-left:9pt;mso-wrap-distance-top:0;mso-wrap-distance-right:9pt;mso-wrap-distance-bottom:0;mso-position-horizontal:absolute;mso-position-horizontal-relative:text;mso-position-vertical:absolute;mso-position-vertical-relative:text;mso-width-percent:0;mso-height-percent:0;mso-width-relative:margin;mso-height-relative:margin;v-text-anchor:middle" o:gfxdata="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" fillcolor="white [3212]" strokecolor="white [3212]" strokeweight="1pt">
                 <v:textbox>
                   <w:txbxContent>
                     <w:p>
@@ -563,27 +546,7 @@
                           <w:sz w:val="30"/>
                           <w:szCs w:val="30"/>
                         </w:rPr>
-                        <w:t>(1</w:t>
-                      </w:r>
-                      <w:r>
-                        <w:rPr>
-                          <w:b/>
-                          <w:bCs/>
-                          <w:color w:val="000000" w:themeColor="text1"/>
-                          <w:sz w:val="30"/>
-                          <w:szCs w:val="30"/>
-                        </w:rPr>
-                        <w:t>0</w:t>
-                      </w:r>
-                      <w:r>
-                        <w:rPr>
-                          <w:b/>
-                          <w:bCs/>
-                          <w:color w:val="000000" w:themeColor="text1"/>
-                          <w:sz w:val="30"/>
-                          <w:szCs w:val="30"/>
-                        </w:rPr>
-                        <w:t xml:space="preserve"> Pts.)</w:t>
+                        <w:t>(10 Pts.)</w:t>
                       </w:r>
                     </w:p>
                   </w:txbxContent>
@@ -601,13 +564,149 @@
         <mc:AlternateContent>
           <mc:Choice Requires="wps">
             <w:drawing>
-              <wp:anchor distT="0" distB="0" distL="114300" distR="114300" simplePos="0" relativeHeight="251669504" behindDoc="0" locked="0" layoutInCell="1" allowOverlap="1" wp14:anchorId="1E7657F6" wp14:editId="32BF4FF8">
+              <wp:anchor distT="0" distB="0" distL="114300" distR="114300" simplePos="0" relativeHeight="251665408" behindDoc="0" locked="0" layoutInCell="1" allowOverlap="1" wp14:anchorId="33497775" wp14:editId="52D20689">
+                <wp:simplePos x="0" y="0"/>
+                <wp:positionH relativeFrom="margin">
+                  <wp:align>right</wp:align>
+                </wp:positionH>
+                <wp:positionV relativeFrom="paragraph">
+                  <wp:posOffset>3745865</wp:posOffset>
+                </wp:positionV>
+                <wp:extent cx="1061085" cy="436880"/>
+                <wp:effectExtent l="7303" t="0" r="13017" b="13018"/>
+                <wp:wrapSquare wrapText="bothSides"/>
+                <wp:docPr id="362621025" name="Rectángulo 1"/>
+                <wp:cNvGraphicFramePr/>
+                <a:graphic xmlns:a="http://schemas.openxmlformats.org/drawingml/2006/main">
+                  <a:graphicData uri="http://schemas.microsoft.com/office/word/2010/wordprocessingShape">
+                    <wps:wsp>
+                      <wps:cNvSpPr/>
+                      <wps:spPr>
+                        <a:xfrm rot="5400000">
+                          <a:off x="0" y="0"/>
+                          <a:ext cx="1061085" cy="436880"/>
+                        </a:xfrm>
+                        <a:prstGeom prst="rect">
+                          <a:avLst/>
+                        </a:prstGeom>
+                        <a:solidFill>
+                          <a:schemeClr val="bg1"/>
+                        </a:solidFill>
+                        <a:ln>
+                          <a:solidFill>
+                            <a:schemeClr val="bg1"/>
+                          </a:solidFill>
+                        </a:ln>
+                      </wps:spPr>
+                      <wps:style>
+                        <a:lnRef idx="2">
+                          <a:schemeClr val="accent1">
+                            <a:shade val="15000"/>
+                          </a:schemeClr>
+                        </a:lnRef>
+                        <a:fillRef idx="1">
+                          <a:schemeClr val="accent1"/>
+                        </a:fillRef>
+                        <a:effectRef idx="0">
+                          <a:schemeClr val="accent1"/>
+                        </a:effectRef>
+                        <a:fontRef idx="minor">
+                          <a:schemeClr val="lt1"/>
+                        </a:fontRef>
+                      </wps:style>
+                      <wps:txbx>
+                        <w:txbxContent>
+                          <w:p>
+                            <w:pPr>
+                              <w:jc w:val="center"/>
+                              <w:rPr>
+                                <w:b/>
+                                <w:bCs/>
+                                <w:color w:val="000000" w:themeColor="text1"/>
+                                <w:sz w:val="32"/>
+                                <w:szCs w:val="14"/>
+                              </w:rPr>
+                            </w:pPr>
+                            <w:r>
+                              <w:rPr>
+                                <w:b/>
+                                <w:bCs/>
+                                <w:color w:val="000000" w:themeColor="text1"/>
+                                <w:sz w:val="32"/>
+                                <w:szCs w:val="14"/>
+                              </w:rPr>
+                              <w:t>(15 Pts.)</w:t>
+                            </w:r>
+                          </w:p>
+                        </w:txbxContent>
+                      </wps:txbx>
+                      <wps:bodyPr rot="0" spcFirstLastPara="0" vertOverflow="overflow" horzOverflow="overflow" vert="horz" wrap="square" lIns="91440" tIns="45720" rIns="91440" bIns="45720" numCol="1" spcCol="0" rtlCol="0" fromWordArt="0" anchor="ctr" anchorCtr="0" forceAA="0" compatLnSpc="1">
+                        <a:prstTxWarp prst="textNoShape">
+                          <a:avLst/>
+                        </a:prstTxWarp>
+                        <a:noAutofit/>
+                      </wps:bodyPr>
+                    </wps:wsp>
+                  </a:graphicData>
+                </a:graphic>
+                <wp14:sizeRelH relativeFrom="margin">
+                  <wp14:pctWidth>0</wp14:pctWidth>
+                </wp14:sizeRelH>
+                <wp14:sizeRelV relativeFrom="margin">
+                  <wp14:pctHeight>0</wp14:pctHeight>
+                </wp14:sizeRelV>
+              </wp:anchor>
+            </w:drawing>
+          </mc:Choice>
+          <mc:Fallback>
+            <w:pict>
+              <v:rect w14:anchorId="33497775" id="_x0000_s1029" style="position:absolute;margin-left:32.35pt;margin-top:294.95pt;width:83.55pt;height:34.4pt;rotation:90;z-index:251665408;visibility:visible;mso-wrap-style:square;mso-width-percent:0;mso-height-percent:0;mso-wrap-distance-left:9pt;mso-wrap-distance-top:0;mso-wrap-distance-right:9pt;mso-wrap-distance-bottom:0;mso-position-horizontal:right;mso-position-horizontal-relative:margin;mso-position-vertical:absolute;mso-position-vertical-relative:text;mso-width-percent:0;mso-height-percent:0;mso-width-relative:margin;mso-height-relative:margin;v-text-anchor:middle" o:gfxdata="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" fillcolor="white [3212]" strokecolor="white [3212]" strokeweight="1pt">
+                <v:textbox>
+                  <w:txbxContent>
+                    <w:p>
+                      <w:pPr>
+                        <w:jc w:val="center"/>
+                        <w:rPr>
+                          <w:b/>
+                          <w:bCs/>
+                          <w:color w:val="000000" w:themeColor="text1"/>
+                          <w:sz w:val="32"/>
+                          <w:szCs w:val="14"/>
+                        </w:rPr>
+                      </w:pPr>
+                      <w:r>
+                        <w:rPr>
+                          <w:b/>
+                          <w:bCs/>
+                          <w:color w:val="000000" w:themeColor="text1"/>
+                          <w:sz w:val="32"/>
+                          <w:szCs w:val="14"/>
+                        </w:rPr>
+                        <w:t>(15 Pts.)</w:t>
+                      </w:r>
+                    </w:p>
+                  </w:txbxContent>
+                </v:textbox>
+                <w10:wrap type="square" anchorx="margin"/>
+              </v:rect>
+            </w:pict>
+          </mc:Fallback>
+        </mc:AlternateContent>
+      </w:r>
+      <w:r>
+        <w:rPr>
+          <w:noProof/>
+        </w:rPr>
+        <mc:AlternateContent>
+          <mc:Choice Requires="wps">
+            <w:drawing>
+              <wp:anchor distT="0" distB="0" distL="114300" distR="114300" simplePos="0" relativeHeight="251669504" behindDoc="0" locked="0" layoutInCell="1" allowOverlap="1" wp14:anchorId="1E7657F6" wp14:editId="5EF6F057">
                 <wp:simplePos x="0" y="0"/>
                 <wp:positionH relativeFrom="column">
-                  <wp:posOffset>1210310</wp:posOffset>
+                  <wp:posOffset>1372235</wp:posOffset>
                 </wp:positionH>
                 <wp:positionV relativeFrom="paragraph">
-                  <wp:posOffset>3658235</wp:posOffset>
+                  <wp:posOffset>3724910</wp:posOffset>
                 </wp:positionV>
                 <wp:extent cx="1137285" cy="540385"/>
                 <wp:effectExtent l="0" t="6350" r="18415" b="18415"/>
@@ -697,7 +796,7 @@
           </mc:Choice>
           <mc:Fallback>
             <w:pict>
-              <v:rect w14:anchorId="1E7657F6" id="_x0000_s1029" style="position:absolute;margin-left:95.3pt;margin-top:288.05pt;width:89.55pt;height:42.55pt;rotation:90;z-index:251669504;visibility:visible;mso-wrap-style:square;mso-width-percent:0;mso-height-percent:0;mso-wrap-distance-left:9pt;mso-wrap-distance-top:0;mso-wrap-distance-right:9pt;mso-wrap-distance-bottom:0;mso-position-horizontal:absolute;mso-position-horizontal-relative:text;mso-position-vertical:absolute;mso-position-vertical-relative:text;mso-width-percent:0;mso-height-percent:0;mso-width-relative:margin;mso-height-relative:margin;v-text-anchor:middle" o:gfxdata="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" fillcolor="white [3212]" strokecolor="white [3212]" strokeweight="1pt">
+              <v:rect w14:anchorId="1E7657F6" id="_x0000_s1030" style="position:absolute;margin-left:108.05pt;margin-top:293.3pt;width:89.55pt;height:42.55pt;rotation:90;z-index:251669504;visibility:visible;mso-wrap-style:square;mso-width-percent:0;mso-height-percent:0;mso-wrap-distance-left:9pt;mso-wrap-distance-top:0;mso-wrap-distance-right:9pt;mso-wrap-distance-bottom:0;mso-position-horizontal:absolute;mso-position-horizontal-relative:text;mso-position-vertical:absolute;mso-position-vertical-relative:text;mso-width-percent:0;mso-height-percent:0;mso-width-relative:margin;mso-height-relative:margin;v-text-anchor:middle" o:gfxdata="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" fillcolor="white [3212]" strokecolor="white [3212]" strokeweight="1pt">
                 <v:textbox>
                   <w:txbxContent>
                     <w:p>
@@ -734,21 +833,96 @@
         <w:rPr>
           <w:noProof/>
         </w:rPr>
+        <w:drawing>
+          <wp:anchor distT="0" distB="0" distL="114300" distR="114300" simplePos="0" relativeHeight="251657214" behindDoc="0" locked="0" layoutInCell="1" allowOverlap="1" wp14:anchorId="27FD7C37" wp14:editId="2237E924">
+            <wp:simplePos x="0" y="0"/>
+            <wp:positionH relativeFrom="margin">
+              <wp:align>right</wp:align>
+            </wp:positionH>
+            <wp:positionV relativeFrom="paragraph">
+              <wp:posOffset>2305685</wp:posOffset>
+            </wp:positionV>
+            <wp:extent cx="11421745" cy="6811010"/>
+            <wp:effectExtent l="318" t="0" r="8572" b="8573"/>
+            <wp:wrapSquare wrapText="bothSides"/>
+            <wp:docPr id="639314369" name="Imagen 1"/>
+            <wp:cNvGraphicFramePr>
+              <a:graphicFrameLocks xmlns:a="http://schemas.openxmlformats.org/drawingml/2006/main" noChangeAspect="1"/>
+            </wp:cNvGraphicFramePr>
+            <a:graphic xmlns:a="http://schemas.openxmlformats.org/drawingml/2006/main">
+              <a:graphicData uri="http://schemas.openxmlformats.org/drawingml/2006/picture">
+                <pic:pic xmlns:pic="http://schemas.openxmlformats.org/drawingml/2006/picture">
+                  <pic:nvPicPr>
+                    <pic:cNvPr id="1953052059" name=""/>
+                    <pic:cNvPicPr/>
+                  </pic:nvPicPr>
+                  <pic:blipFill rotWithShape="1">
+                    <a:blip r:embed="rId4">
+                      <a:extLst>
+                        <a:ext uri="{28A0092B-C50C-407E-A947-70E740481C1C}">
+                          <a14:useLocalDpi xmlns:a14="http://schemas.microsoft.com/office/drawing/2010/main" val="0"/>
+                        </a:ext>
+                      </a:extLst>
+                    </a:blip>
+                    <a:srcRect l="10361" t="35407" r="10160" b="36226"/>
+                    <a:stretch>
+                      <a:fillRect/>
+                    </a:stretch>
+                  </pic:blipFill>
+                  <pic:spPr bwMode="auto">
+                    <a:xfrm rot="5400000">
+                      <a:off x="0" y="0"/>
+                      <a:ext cx="11421745" cy="6811010"/>
+                    </a:xfrm>
+                    <a:prstGeom prst="rect">
+                      <a:avLst/>
+                    </a:prstGeom>
+                    <a:ln>
+                      <a:noFill/>
+                    </a:ln>
+                    <a:extLst>
+                      <a:ext uri="{53640926-AAD7-44D8-BBD7-CCE9431645EC}">
+                        <a14:shadowObscured xmlns:a14="http://schemas.microsoft.com/office/drawing/2010/main"/>
+                      </a:ext>
+                    </a:extLst>
+                  </pic:spPr>
+                </pic:pic>
+              </a:graphicData>
+            </a:graphic>
+            <wp14:sizeRelH relativeFrom="margin">
+              <wp14:pctWidth>0</wp14:pctWidth>
+            </wp14:sizeRelH>
+            <wp14:sizeRelV relativeFrom="margin">
+              <wp14:pctHeight>0</wp14:pctHeight>
+            </wp14:sizeRelV>
+          </wp:anchor>
+        </w:drawing>
+      </w:r>
+      <w:r>
+        <w:br w:type="page"/>
+      </w:r>
+    </w:p>
+    <w:p>
+      <w:r>
+        <w:rPr>
+          <w:noProof/>
+        </w:rPr>
+        <w:lastRenderedPageBreak/>
         <mc:AlternateContent>
           <mc:Choice Requires="wps">
             <w:drawing>
-              <wp:anchor distT="0" distB="0" distL="114300" distR="114300" simplePos="0" relativeHeight="251665408" behindDoc="0" locked="0" layoutInCell="1" allowOverlap="1" wp14:anchorId="33497775" wp14:editId="04467A72">
+              <wp:anchor distT="0" distB="0" distL="114300" distR="114300" simplePos="0" relativeHeight="251673600" behindDoc="0" locked="0" layoutInCell="1" allowOverlap="1" wp14:anchorId="2B984CEE" wp14:editId="65C00EB8">
                 <wp:simplePos x="0" y="0"/>
                 <wp:positionH relativeFrom="column">
-                  <wp:posOffset>6344920</wp:posOffset>
+                  <wp:posOffset>5856605</wp:posOffset>
                 </wp:positionH>
                 <wp:positionV relativeFrom="paragraph">
-                  <wp:posOffset>3746500</wp:posOffset>
+                  <wp:posOffset>4154170</wp:posOffset>
                 </wp:positionV>
-                <wp:extent cx="1061085" cy="436880"/>
-                <wp:effectExtent l="7303" t="0" r="13017" b="13018"/>
+                <wp:extent cx="1158240" cy="509905"/>
+                <wp:effectExtent l="317" t="0" r="23178" b="23177"/>
                 <wp:wrapSquare wrapText="bothSides"/>
-                <wp:docPr id="362621025" name="Rectángulo 1"/>
+                <wp:docPr id="1736075975" name="Rectángulo 1"/>
                 <wp:cNvGraphicFramePr/>
                 <a:graphic xmlns:a="http://schemas.openxmlformats.org/drawingml/2006/main">
                   <a:graphicData uri="http://schemas.microsoft.com/office/word/2010/wordprocessingShape">
@@ -757,7 +931,7 @@
                       <wps:spPr>
                         <a:xfrm rot="5400000">
                           <a:off x="0" y="0"/>
-                          <a:ext cx="1061085" cy="436880"/>
+                          <a:ext cx="1158240" cy="509905"/>
                         </a:xfrm>
                         <a:prstGeom prst="rect">
                           <a:avLst/>
@@ -796,8 +970,8 @@
                                 <w:b/>
                                 <w:bCs/>
                                 <w:color w:val="000000" w:themeColor="text1"/>
-                                <w:sz w:val="32"/>
-                                <w:szCs w:val="14"/>
+                                <w:sz w:val="38"/>
+                                <w:szCs w:val="38"/>
                               </w:rPr>
                             </w:pPr>
                             <w:r>
@@ -805,10 +979,10 @@
                                 <w:b/>
                                 <w:bCs/>
                                 <w:color w:val="000000" w:themeColor="text1"/>
-                                <w:sz w:val="32"/>
-                                <w:szCs w:val="14"/>
+                                <w:sz w:val="38"/>
+                                <w:szCs w:val="38"/>
                               </w:rPr>
-                              <w:t>(15 Pts.)</w:t>
+                              <w:t>(20 Pts.)</w:t>
                             </w:r>
                           </w:p>
                         </w:txbxContent>
@@ -833,7 +1007,7 @@
           </mc:Choice>
           <mc:Fallback>
             <w:pict>
-              <v:rect w14:anchorId="33497775" id="_x0000_s1030" style="position:absolute;margin-left:499.6pt;margin-top:295pt;width:83.55pt;height:34.4pt;rotation:90;z-index:251665408;visibility:visible;mso-wrap-style:square;mso-width-percent:0;mso-height-percent:0;mso-wrap-distance-left:9pt;mso-wrap-distance-top:0;mso-wrap-distance-right:9pt;mso-wrap-distance-bottom:0;mso-position-horizontal:absolute;mso-position-horizontal-relative:text;mso-position-vertical:absolute;mso-position-vertical-relative:text;mso-width-percent:0;mso-height-percent:0;mso-width-relative:margin;mso-height-relative:margin;v-text-anchor:middle" o:gfxdata="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" fillcolor="white [3212]" strokecolor="white [3212]" strokeweight="1pt">
+              <v:rect w14:anchorId="2B984CEE" id="_x0000_s1031" style="position:absolute;left:0;text-align:left;margin-left:461.15pt;margin-top:327.1pt;width:91.2pt;height:40.15pt;rotation:90;z-index:251673600;visibility:visible;mso-wrap-style:square;mso-width-percent:0;mso-height-percent:0;mso-wrap-distance-left:9pt;mso-wrap-distance-top:0;mso-wrap-distance-right:9pt;mso-wrap-distance-bottom:0;mso-position-horizontal:absolute;mso-position-horizontal-relative:text;mso-position-vertical:absolute;mso-position-vertical-relative:text;mso-width-percent:0;mso-height-percent:0;mso-width-relative:margin;mso-height-relative:margin;v-text-anchor:middle" o:gfxdata="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" fillcolor="white [3212]" strokecolor="white [3212]" strokeweight="1pt">
                 <v:textbox>
                   <w:txbxContent>
                     <w:p>
@@ -843,8 +1017,8 @@
                           <w:b/>
                           <w:bCs/>
                           <w:color w:val="000000" w:themeColor="text1"/>
-                          <w:sz w:val="32"/>
-                          <w:szCs w:val="14"/>
+                          <w:sz w:val="38"/>
+                          <w:szCs w:val="38"/>
                         </w:rPr>
                       </w:pPr>
                       <w:r>
@@ -852,10 +1026,10 @@
                           <w:b/>
                           <w:bCs/>
                           <w:color w:val="000000" w:themeColor="text1"/>
-                          <w:sz w:val="32"/>
-                          <w:szCs w:val="14"/>
+                          <w:sz w:val="38"/>
+                          <w:szCs w:val="38"/>
                         </w:rPr>
-                        <w:t>(15 Pts.)</w:t>
+                        <w:t>(20 Pts.)</w:t>
                       </w:r>
                     </w:p>
                   </w:txbxContent>
@@ -867,333 +1041,19 @@
         </mc:AlternateContent>
       </w:r>
       <w:r>
-        <w:drawing>
-          <wp:anchor distT="0" distB="0" distL="114300" distR="114300" simplePos="0" relativeHeight="251657214" behindDoc="0" locked="0" layoutInCell="1" allowOverlap="1" wp14:anchorId="27FD7C37" wp14:editId="4E494C2D">
-            <wp:simplePos x="0" y="0"/>
-            <wp:positionH relativeFrom="column">
-              <wp:posOffset>-2258695</wp:posOffset>
-            </wp:positionH>
-            <wp:positionV relativeFrom="paragraph">
-              <wp:posOffset>2008505</wp:posOffset>
-            </wp:positionV>
-            <wp:extent cx="11421745" cy="7405370"/>
-            <wp:effectExtent l="7938" t="0" r="0" b="0"/>
-            <wp:wrapSquare wrapText="bothSides"/>
-            <wp:docPr id="639314369" name="Imagen 1"/>
-            <wp:cNvGraphicFramePr>
-              <a:graphicFrameLocks xmlns:a="http://schemas.openxmlformats.org/drawingml/2006/main" noChangeAspect="1"/>
-            </wp:cNvGraphicFramePr>
-            <a:graphic xmlns:a="http://schemas.openxmlformats.org/drawingml/2006/main">
-              <a:graphicData uri="http://schemas.openxmlformats.org/drawingml/2006/picture">
-                <pic:pic xmlns:pic="http://schemas.openxmlformats.org/drawingml/2006/picture">
-                  <pic:nvPicPr>
-                    <pic:cNvPr id="1953052059" name=""/>
-                    <pic:cNvPicPr/>
-                  </pic:nvPicPr>
-                  <pic:blipFill rotWithShape="1">
-                    <a:blip r:embed="rId4">
-                      <a:extLst>
-                        <a:ext uri="{28A0092B-C50C-407E-A947-70E740481C1C}">
-                          <a14:useLocalDpi xmlns:a14="http://schemas.microsoft.com/office/drawing/2010/main" val="0"/>
-                        </a:ext>
-                      </a:extLst>
-                    </a:blip>
-                    <a:srcRect l="10361" t="35407" r="10160" b="36226"/>
-                    <a:stretch>
-                      <a:fillRect/>
-                    </a:stretch>
-                  </pic:blipFill>
-                  <pic:spPr bwMode="auto">
-                    <a:xfrm rot="5400000">
-                      <a:off x="0" y="0"/>
-                      <a:ext cx="11421745" cy="7405370"/>
-                    </a:xfrm>
-                    <a:prstGeom prst="rect">
-                      <a:avLst/>
-                    </a:prstGeom>
-                    <a:ln>
-                      <a:noFill/>
-                    </a:ln>
-                    <a:extLst>
-                      <a:ext uri="{53640926-AAD7-44D8-BBD7-CCE9431645EC}">
-                        <a14:shadowObscured xmlns:a14="http://schemas.microsoft.com/office/drawing/2010/main"/>
-                      </a:ext>
-                    </a:extLst>
-                  </pic:spPr>
-                </pic:pic>
-              </a:graphicData>
-            </a:graphic>
-            <wp14:sizeRelH relativeFrom="margin">
-              <wp14:pctWidth>0</wp14:pctWidth>
-            </wp14:sizeRelH>
-            <wp14:sizeRelV relativeFrom="margin">
-              <wp14:pctHeight>0</wp14:pctHeight>
-            </wp14:sizeRelV>
-          </wp:anchor>
-        </w:drawing>
-      </w:r>
-      <w:r>
-        <w:br w:type="page"/>
-      </w:r>
-    </w:p>
-    <w:p>
-      <w:r>
-        <w:rPr>
-          <w:noProof/>
-        </w:rPr>
-        <w:lastRenderedPageBreak/>
-        <mc:AlternateContent>
-          <mc:Choice Requires="wps">
-            <w:drawing>
-              <wp:anchor distT="0" distB="0" distL="114300" distR="114300" simplePos="0" relativeHeight="251677696" behindDoc="0" locked="0" layoutInCell="1" allowOverlap="1" wp14:anchorId="5A0C779B" wp14:editId="6D5506AB">
-                <wp:simplePos x="0" y="0"/>
-                <wp:positionH relativeFrom="column">
-                  <wp:posOffset>1079500</wp:posOffset>
-                </wp:positionH>
-                <wp:positionV relativeFrom="paragraph">
-                  <wp:posOffset>11354435</wp:posOffset>
-                </wp:positionV>
-                <wp:extent cx="915670" cy="386080"/>
-                <wp:effectExtent l="0" t="1905" r="15875" b="15875"/>
-                <wp:wrapSquare wrapText="bothSides"/>
-                <wp:docPr id="1896831355" name="Rectángulo 1"/>
-                <wp:cNvGraphicFramePr/>
-                <a:graphic xmlns:a="http://schemas.openxmlformats.org/drawingml/2006/main">
-                  <a:graphicData uri="http://schemas.microsoft.com/office/word/2010/wordprocessingShape">
-                    <wps:wsp>
-                      <wps:cNvSpPr/>
-                      <wps:spPr>
-                        <a:xfrm rot="5400000">
-                          <a:off x="0" y="0"/>
-                          <a:ext cx="915670" cy="386080"/>
-                        </a:xfrm>
-                        <a:prstGeom prst="rect">
-                          <a:avLst/>
-                        </a:prstGeom>
-                        <a:solidFill>
-                          <a:schemeClr val="bg1"/>
-                        </a:solidFill>
-                        <a:ln>
-                          <a:solidFill>
-                            <a:schemeClr val="bg1"/>
-                          </a:solidFill>
-                        </a:ln>
-                      </wps:spPr>
-                      <wps:style>
-                        <a:lnRef idx="2">
-                          <a:schemeClr val="accent1">
-                            <a:shade val="15000"/>
-                          </a:schemeClr>
-                        </a:lnRef>
-                        <a:fillRef idx="1">
-                          <a:schemeClr val="accent1"/>
-                        </a:fillRef>
-                        <a:effectRef idx="0">
-                          <a:schemeClr val="accent1"/>
-                        </a:effectRef>
-                        <a:fontRef idx="minor">
-                          <a:schemeClr val="lt1"/>
-                        </a:fontRef>
-                      </wps:style>
-                      <wps:txbx>
-                        <w:txbxContent>
-                          <w:p>
-                            <w:pPr>
-                              <w:jc w:val="center"/>
-                              <w:rPr>
-                                <w:b/>
-                                <w:bCs/>
-                                <w:color w:val="000000" w:themeColor="text1"/>
-                                <w:sz w:val="28"/>
-                                <w:szCs w:val="28"/>
-                              </w:rPr>
-                            </w:pPr>
-                            <w:r>
-                              <w:rPr>
-                                <w:b/>
-                                <w:bCs/>
-                                <w:color w:val="000000" w:themeColor="text1"/>
-                                <w:sz w:val="28"/>
-                                <w:szCs w:val="28"/>
-                              </w:rPr>
-                              <w:t>(</w:t>
-                            </w:r>
-                            <w:r>
-                              <w:rPr>
-                                <w:b/>
-                                <w:bCs/>
-                                <w:color w:val="000000" w:themeColor="text1"/>
-                                <w:sz w:val="28"/>
-                                <w:szCs w:val="28"/>
-                              </w:rPr>
-                              <w:t>1</w:t>
-                            </w:r>
-                            <w:r>
-                              <w:rPr>
-                                <w:b/>
-                                <w:bCs/>
-                                <w:color w:val="000000" w:themeColor="text1"/>
-                                <w:sz w:val="28"/>
-                                <w:szCs w:val="28"/>
-                              </w:rPr>
-                              <w:t>0 Pts.)</w:t>
-                            </w:r>
-                          </w:p>
-                        </w:txbxContent>
-                      </wps:txbx>
-                      <wps:bodyPr rot="0" spcFirstLastPara="0" vertOverflow="overflow" horzOverflow="overflow" vert="horz" wrap="square" lIns="91440" tIns="45720" rIns="91440" bIns="45720" numCol="1" spcCol="0" rtlCol="0" fromWordArt="0" anchor="ctr" anchorCtr="0" forceAA="0" compatLnSpc="1">
-                        <a:prstTxWarp prst="textNoShape">
-                          <a:avLst/>
-                        </a:prstTxWarp>
-                        <a:noAutofit/>
-                      </wps:bodyPr>
-                    </wps:wsp>
-                  </a:graphicData>
-                </a:graphic>
-                <wp14:sizeRelH relativeFrom="margin">
-                  <wp14:pctWidth>0</wp14:pctWidth>
-                </wp14:sizeRelH>
-                <wp14:sizeRelV relativeFrom="margin">
-                  <wp14:pctHeight>0</wp14:pctHeight>
-                </wp14:sizeRelV>
-              </wp:anchor>
-            </w:drawing>
-          </mc:Choice>
-          <mc:Fallback>
-            <w:pict>
-              <v:rect w14:anchorId="5A0C779B" id="_x0000_s1031" style="position:absolute;left:0;text-align:left;margin-left:85pt;margin-top:894.05pt;width:72.1pt;height:30.4pt;rotation:90;z-index:251677696;visibility:visible;mso-wrap-style:square;mso-width-percent:0;mso-height-percent:0;mso-wrap-distance-left:9pt;mso-wrap-distance-top:0;mso-wrap-distance-right:9pt;mso-wrap-distance-bottom:0;mso-position-horizontal:absolute;mso-position-horizontal-relative:text;mso-position-vertical:absolute;mso-position-vertical-relative:text;mso-width-percent:0;mso-height-percent:0;mso-width-relative:margin;mso-height-relative:margin;v-text-anchor:middle" o:gfxdata="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" fillcolor="white [3212]" strokecolor="white [3212]" strokeweight="1pt">
-                <v:textbox>
-                  <w:txbxContent>
-                    <w:p>
-                      <w:pPr>
-                        <w:jc w:val="center"/>
-                        <w:rPr>
-                          <w:b/>
-                          <w:bCs/>
-                          <w:color w:val="000000" w:themeColor="text1"/>
-                          <w:sz w:val="28"/>
-                          <w:szCs w:val="28"/>
-                        </w:rPr>
-                      </w:pPr>
-                      <w:r>
-                        <w:rPr>
-                          <w:b/>
-                          <w:bCs/>
-                          <w:color w:val="000000" w:themeColor="text1"/>
-                          <w:sz w:val="28"/>
-                          <w:szCs w:val="28"/>
-                        </w:rPr>
-                        <w:t>(</w:t>
-                      </w:r>
-                      <w:r>
-                        <w:rPr>
-                          <w:b/>
-                          <w:bCs/>
-                          <w:color w:val="000000" w:themeColor="text1"/>
-                          <w:sz w:val="28"/>
-                          <w:szCs w:val="28"/>
-                        </w:rPr>
-                        <w:t>1</w:t>
-                      </w:r>
-                      <w:r>
-                        <w:rPr>
-                          <w:b/>
-                          <w:bCs/>
-                          <w:color w:val="000000" w:themeColor="text1"/>
-                          <w:sz w:val="28"/>
-                          <w:szCs w:val="28"/>
-                        </w:rPr>
-                        <w:t>0 Pts.)</w:t>
-                      </w:r>
-                    </w:p>
-                  </w:txbxContent>
-                </v:textbox>
-                <w10:wrap type="square"/>
-              </v:rect>
-            </w:pict>
-          </mc:Fallback>
-        </mc:AlternateContent>
-      </w:r>
-      <w:r>
-        <w:drawing>
-          <wp:anchor distT="0" distB="0" distL="114300" distR="114300" simplePos="0" relativeHeight="251671552" behindDoc="0" locked="0" layoutInCell="1" allowOverlap="1" wp14:anchorId="709F3942" wp14:editId="14916128">
-            <wp:simplePos x="0" y="0"/>
-            <wp:positionH relativeFrom="column">
-              <wp:posOffset>-2100580</wp:posOffset>
-            </wp:positionH>
-            <wp:positionV relativeFrom="paragraph">
-              <wp:posOffset>2378710</wp:posOffset>
-            </wp:positionV>
-            <wp:extent cx="11016615" cy="7162165"/>
-            <wp:effectExtent l="3175" t="0" r="0" b="0"/>
-            <wp:wrapSquare wrapText="bothSides"/>
-            <wp:docPr id="1313631339" name="Imagen 1"/>
-            <wp:cNvGraphicFramePr>
-              <a:graphicFrameLocks xmlns:a="http://schemas.openxmlformats.org/drawingml/2006/main" noChangeAspect="1"/>
-            </wp:cNvGraphicFramePr>
-            <a:graphic xmlns:a="http://schemas.openxmlformats.org/drawingml/2006/main">
-              <a:graphicData uri="http://schemas.openxmlformats.org/drawingml/2006/picture">
-                <pic:pic xmlns:pic="http://schemas.openxmlformats.org/drawingml/2006/picture">
-                  <pic:nvPicPr>
-                    <pic:cNvPr id="1953052059" name=""/>
-                    <pic:cNvPicPr/>
-                  </pic:nvPicPr>
-                  <pic:blipFill rotWithShape="1">
-                    <a:blip r:embed="rId4">
-                      <a:extLst>
-                        <a:ext uri="{28A0092B-C50C-407E-A947-70E740481C1C}">
-                          <a14:useLocalDpi xmlns:a14="http://schemas.microsoft.com/office/drawing/2010/main" val="0"/>
-                        </a:ext>
-                      </a:extLst>
-                    </a:blip>
-                    <a:srcRect l="10254" t="64888" r="10266" b="6101"/>
-                    <a:stretch>
-                      <a:fillRect/>
-                    </a:stretch>
-                  </pic:blipFill>
-                  <pic:spPr bwMode="auto">
-                    <a:xfrm rot="5400000">
-                      <a:off x="0" y="0"/>
-                      <a:ext cx="11016615" cy="7162165"/>
-                    </a:xfrm>
-                    <a:prstGeom prst="rect">
-                      <a:avLst/>
-                    </a:prstGeom>
-                    <a:ln>
-                      <a:noFill/>
-                    </a:ln>
-                    <a:extLst>
-                      <a:ext uri="{53640926-AAD7-44D8-BBD7-CCE9431645EC}">
-                        <a14:shadowObscured xmlns:a14="http://schemas.microsoft.com/office/drawing/2010/main"/>
-                      </a:ext>
-                    </a:extLst>
-                  </pic:spPr>
-                </pic:pic>
-              </a:graphicData>
-            </a:graphic>
-            <wp14:sizeRelH relativeFrom="margin">
-              <wp14:pctWidth>0</wp14:pctWidth>
-            </wp14:sizeRelH>
-            <wp14:sizeRelV relativeFrom="margin">
-              <wp14:pctHeight>0</wp14:pctHeight>
-            </wp14:sizeRelV>
-          </wp:anchor>
-        </w:drawing>
-      </w:r>
-      <w:r>
         <w:rPr>
           <w:noProof/>
         </w:rPr>
         <mc:AlternateContent>
           <mc:Choice Requires="wps">
             <w:drawing>
-              <wp:anchor distT="0" distB="0" distL="114300" distR="114300" simplePos="0" relativeHeight="251675648" behindDoc="0" locked="0" layoutInCell="1" allowOverlap="1" wp14:anchorId="76D425DB" wp14:editId="7F1F1CB0">
+              <wp:anchor distT="0" distB="0" distL="114300" distR="114300" simplePos="0" relativeHeight="251675648" behindDoc="0" locked="0" layoutInCell="1" allowOverlap="1" wp14:anchorId="76D425DB" wp14:editId="5F6ADD10">
                 <wp:simplePos x="0" y="0"/>
                 <wp:positionH relativeFrom="column">
-                  <wp:posOffset>3439795</wp:posOffset>
+                  <wp:posOffset>3372485</wp:posOffset>
                 </wp:positionH>
                 <wp:positionV relativeFrom="paragraph">
-                  <wp:posOffset>4226560</wp:posOffset>
+                  <wp:posOffset>4121150</wp:posOffset>
                 </wp:positionV>
                 <wp:extent cx="1158240" cy="509905"/>
                 <wp:effectExtent l="317" t="0" r="23178" b="23177"/>
@@ -1303,7 +1163,7 @@
           </mc:Choice>
           <mc:Fallback>
             <w:pict>
-              <v:rect w14:anchorId="76D425DB" id="_x0000_s1032" style="position:absolute;left:0;text-align:left;margin-left:270.85pt;margin-top:332.8pt;width:91.2pt;height:40.15pt;rotation:90;z-index:251675648;visibility:visible;mso-wrap-style:square;mso-width-percent:0;mso-height-percent:0;mso-wrap-distance-left:9pt;mso-wrap-distance-top:0;mso-wrap-distance-right:9pt;mso-wrap-distance-bottom:0;mso-position-horizontal:absolute;mso-position-horizontal-relative:text;mso-position-vertical:absolute;mso-position-vertical-relative:text;mso-width-percent:0;mso-height-percent:0;mso-width-relative:margin;mso-height-relative:margin;v-text-anchor:middle" o:gfxdata="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" fillcolor="white [3212]" strokecolor="white [3212]" strokeweight="1pt">
+              <v:rect w14:anchorId="76D425DB" id="_x0000_s1032" style="position:absolute;left:0;text-align:left;margin-left:265.55pt;margin-top:324.5pt;width:91.2pt;height:40.15pt;rotation:90;z-index:251675648;visibility:visible;mso-wrap-style:square;mso-width-percent:0;mso-height-percent:0;mso-wrap-distance-left:9pt;mso-wrap-distance-top:0;mso-wrap-distance-right:9pt;mso-wrap-distance-bottom:0;mso-position-horizontal:absolute;mso-position-horizontal-relative:text;mso-position-vertical:absolute;mso-position-vertical-relative:text;mso-width-percent:0;mso-height-percent:0;mso-width-relative:margin;mso-height-relative:margin;v-text-anchor:middle" o:gfxdata="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" fillcolor="white [3212]" strokecolor="white [3212]" strokeweight="1pt">
                 <v:textbox>
                   <w:txbxContent>
                     <w:p>
@@ -1363,18 +1223,18 @@
         <mc:AlternateContent>
           <mc:Choice Requires="wps">
             <w:drawing>
-              <wp:anchor distT="0" distB="0" distL="114300" distR="114300" simplePos="0" relativeHeight="251673600" behindDoc="0" locked="0" layoutInCell="1" allowOverlap="1" wp14:anchorId="2B984CEE" wp14:editId="1DA7487E">
+              <wp:anchor distT="0" distB="0" distL="114300" distR="114300" simplePos="0" relativeHeight="251677696" behindDoc="0" locked="0" layoutInCell="1" allowOverlap="1" wp14:anchorId="5A0C779B" wp14:editId="2954248F">
                 <wp:simplePos x="0" y="0"/>
                 <wp:positionH relativeFrom="column">
-                  <wp:posOffset>6190615</wp:posOffset>
+                  <wp:posOffset>1298575</wp:posOffset>
                 </wp:positionH>
                 <wp:positionV relativeFrom="paragraph">
-                  <wp:posOffset>4278630</wp:posOffset>
+                  <wp:posOffset>11392535</wp:posOffset>
                 </wp:positionV>
-                <wp:extent cx="1158240" cy="509905"/>
-                <wp:effectExtent l="317" t="0" r="23178" b="23177"/>
+                <wp:extent cx="915670" cy="386080"/>
+                <wp:effectExtent l="0" t="1905" r="15875" b="15875"/>
                 <wp:wrapSquare wrapText="bothSides"/>
-                <wp:docPr id="1736075975" name="Rectángulo 1"/>
+                <wp:docPr id="1896831355" name="Rectángulo 1"/>
                 <wp:cNvGraphicFramePr/>
                 <a:graphic xmlns:a="http://schemas.openxmlformats.org/drawingml/2006/main">
                   <a:graphicData uri="http://schemas.microsoft.com/office/word/2010/wordprocessingShape">
@@ -1383,7 +1243,7 @@
                       <wps:spPr>
                         <a:xfrm rot="5400000">
                           <a:off x="0" y="0"/>
-                          <a:ext cx="1158240" cy="509905"/>
+                          <a:ext cx="915670" cy="386080"/>
                         </a:xfrm>
                         <a:prstGeom prst="rect">
                           <a:avLst/>
@@ -1422,8 +1282,8 @@
                                 <w:b/>
                                 <w:bCs/>
                                 <w:color w:val="000000" w:themeColor="text1"/>
-                                <w:sz w:val="38"/>
-                                <w:szCs w:val="38"/>
+                                <w:sz w:val="28"/>
+                                <w:szCs w:val="28"/>
                               </w:rPr>
                             </w:pPr>
                             <w:r>
@@ -1431,30 +1291,10 @@
                                 <w:b/>
                                 <w:bCs/>
                                 <w:color w:val="000000" w:themeColor="text1"/>
-                                <w:sz w:val="38"/>
-                                <w:szCs w:val="38"/>
+                                <w:sz w:val="28"/>
+                                <w:szCs w:val="28"/>
                               </w:rPr>
-                              <w:t>(</w:t>
-                            </w:r>
-                            <w:r>
-                              <w:rPr>
-                                <w:b/>
-                                <w:bCs/>
-                                <w:color w:val="000000" w:themeColor="text1"/>
-                                <w:sz w:val="38"/>
-                                <w:szCs w:val="38"/>
-                              </w:rPr>
-                              <w:t>20</w:t>
-                            </w:r>
-                            <w:r>
-                              <w:rPr>
-                                <w:b/>
-                                <w:bCs/>
-                                <w:color w:val="000000" w:themeColor="text1"/>
-                                <w:sz w:val="38"/>
-                                <w:szCs w:val="38"/>
-                              </w:rPr>
-                              <w:t xml:space="preserve"> Pts.)</w:t>
+                              <w:t>(10 Pts.)</w:t>
                             </w:r>
                           </w:p>
                         </w:txbxContent>
@@ -1479,7 +1319,7 @@
           </mc:Choice>
           <mc:Fallback>
             <w:pict>
-              <v:rect w14:anchorId="2B984CEE" id="_x0000_s1033" style="position:absolute;left:0;text-align:left;margin-left:487.45pt;margin-top:336.9pt;width:91.2pt;height:40.15pt;rotation:90;z-index:251673600;visibility:visible;mso-wrap-style:square;mso-width-percent:0;mso-height-percent:0;mso-wrap-distance-left:9pt;mso-wrap-distance-top:0;mso-wrap-distance-right:9pt;mso-wrap-distance-bottom:0;mso-position-horizontal:absolute;mso-position-horizontal-relative:text;mso-position-vertical:absolute;mso-position-vertical-relative:text;mso-width-percent:0;mso-height-percent:0;mso-width-relative:margin;mso-height-relative:margin;v-text-anchor:middle" o:gfxdata="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" fillcolor="white [3212]" strokecolor="white [3212]" strokeweight="1pt">
+              <v:rect w14:anchorId="5A0C779B" id="_x0000_s1033" style="position:absolute;left:0;text-align:left;margin-left:102.25pt;margin-top:897.05pt;width:72.1pt;height:30.4pt;rotation:90;z-index:251677696;visibility:visible;mso-wrap-style:square;mso-width-percent:0;mso-height-percent:0;mso-wrap-distance-left:9pt;mso-wrap-distance-top:0;mso-wrap-distance-right:9pt;mso-wrap-distance-bottom:0;mso-position-horizontal:absolute;mso-position-horizontal-relative:text;mso-position-vertical:absolute;mso-position-vertical-relative:text;mso-width-percent:0;mso-height-percent:0;mso-width-relative:margin;mso-height-relative:margin;v-text-anchor:middle" o:gfxdata="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" fillcolor="white [3212]" strokecolor="white [3212]" strokeweight="1pt">
                 <v:textbox>
                   <w:txbxContent>
                     <w:p>
@@ -1489,8 +1329,8 @@
                           <w:b/>
                           <w:bCs/>
                           <w:color w:val="000000" w:themeColor="text1"/>
-                          <w:sz w:val="38"/>
-                          <w:szCs w:val="38"/>
+                          <w:sz w:val="28"/>
+                          <w:szCs w:val="28"/>
                         </w:rPr>
                       </w:pPr>
                       <w:r>
@@ -1498,30 +1338,10 @@
                           <w:b/>
                           <w:bCs/>
                           <w:color w:val="000000" w:themeColor="text1"/>
-                          <w:sz w:val="38"/>
-                          <w:szCs w:val="38"/>
+                          <w:sz w:val="28"/>
+                          <w:szCs w:val="28"/>
                         </w:rPr>
-                        <w:t>(</w:t>
-                      </w:r>
-                      <w:r>
-                        <w:rPr>
-                          <w:b/>
-                          <w:bCs/>
-                          <w:color w:val="000000" w:themeColor="text1"/>
-                          <w:sz w:val="38"/>
-                          <w:szCs w:val="38"/>
-                        </w:rPr>
-                        <w:t>20</w:t>
-                      </w:r>
-                      <w:r>
-                        <w:rPr>
-                          <w:b/>
-                          <w:bCs/>
-                          <w:color w:val="000000" w:themeColor="text1"/>
-                          <w:sz w:val="38"/>
-                          <w:szCs w:val="38"/>
-                        </w:rPr>
-                        <w:t xml:space="preserve"> Pts.)</w:t>
+                        <w:t>(10 Pts.)</w:t>
                       </w:r>
                     </w:p>
                   </w:txbxContent>
@@ -1531,6 +1351,75 @@
             </w:pict>
           </mc:Fallback>
         </mc:AlternateContent>
+      </w:r>
+      <w:r>
+        <w:rPr>
+          <w:noProof/>
+        </w:rPr>
+        <w:drawing>
+          <wp:anchor distT="0" distB="0" distL="114300" distR="114300" simplePos="0" relativeHeight="251671552" behindDoc="0" locked="0" layoutInCell="1" allowOverlap="1" wp14:anchorId="709F3942" wp14:editId="66E467A4">
+            <wp:simplePos x="0" y="0"/>
+            <wp:positionH relativeFrom="column">
+              <wp:posOffset>-2108200</wp:posOffset>
+            </wp:positionH>
+            <wp:positionV relativeFrom="paragraph">
+              <wp:posOffset>2777490</wp:posOffset>
+            </wp:positionV>
+            <wp:extent cx="11016615" cy="6362700"/>
+            <wp:effectExtent l="2858" t="0" r="0" b="0"/>
+            <wp:wrapSquare wrapText="bothSides"/>
+            <wp:docPr id="1313631339" name="Imagen 1"/>
+            <wp:cNvGraphicFramePr>
+              <a:graphicFrameLocks xmlns:a="http://schemas.openxmlformats.org/drawingml/2006/main" noChangeAspect="1"/>
+            </wp:cNvGraphicFramePr>
+            <a:graphic xmlns:a="http://schemas.openxmlformats.org/drawingml/2006/main">
+              <a:graphicData uri="http://schemas.openxmlformats.org/drawingml/2006/picture">
+                <pic:pic xmlns:pic="http://schemas.openxmlformats.org/drawingml/2006/picture">
+                  <pic:nvPicPr>
+                    <pic:cNvPr id="1953052059" name=""/>
+                    <pic:cNvPicPr/>
+                  </pic:nvPicPr>
+                  <pic:blipFill rotWithShape="1">
+                    <a:blip r:embed="rId4">
+                      <a:extLst>
+                        <a:ext uri="{28A0092B-C50C-407E-A947-70E740481C1C}">
+                          <a14:useLocalDpi xmlns:a14="http://schemas.microsoft.com/office/drawing/2010/main" val="0"/>
+                        </a:ext>
+                      </a:extLst>
+                    </a:blip>
+                    <a:srcRect l="10254" t="64888" r="10266" b="6101"/>
+                    <a:stretch>
+                      <a:fillRect/>
+                    </a:stretch>
+                  </pic:blipFill>
+                  <pic:spPr bwMode="auto">
+                    <a:xfrm rot="5400000">
+                      <a:off x="0" y="0"/>
+                      <a:ext cx="11016615" cy="6362700"/>
+                    </a:xfrm>
+                    <a:prstGeom prst="rect">
+                      <a:avLst/>
+                    </a:prstGeom>
+                    <a:ln>
+                      <a:noFill/>
+                    </a:ln>
+                    <a:extLst>
+                      <a:ext uri="{53640926-AAD7-44D8-BBD7-CCE9431645EC}">
+                        <a14:shadowObscured xmlns:a14="http://schemas.microsoft.com/office/drawing/2010/main"/>
+                      </a:ext>
+                    </a:extLst>
+                  </pic:spPr>
+                </pic:pic>
+              </a:graphicData>
+            </a:graphic>
+            <wp14:sizeRelH relativeFrom="margin">
+              <wp14:pctWidth>0</wp14:pctWidth>
+            </wp14:sizeRelH>
+            <wp14:sizeRelV relativeFrom="margin">
+              <wp14:pctHeight>0</wp14:pctHeight>
+            </wp14:sizeRelV>
+          </wp:anchor>
+        </w:drawing>
       </w:r>
     </w:p>
     <w:sectPr>
@@ -2155,6 +2044,7 @@
   <w:style w:type="character" w:default="1" w:styleId="Fuentedeprrafopredeter">
     <w:name w:val="Default Paragraph Font"/>
     <w:uiPriority w:val="1"/>
+    <w:semiHidden/>
     <w:unhideWhenUsed/>
   </w:style>
   <w:style w:type="table" w:default="1" w:styleId="Tablanormal">
